--- a/chapters/10/core/AIHE-C03/supp/AIHE-AB/docx/AIHE-AB_template.docx
+++ b/chapters/10/core/AIHE-C03/supp/AIHE-AB/docx/AIHE-AB_template.docx
@@ -5,7 +5,7 @@
     <w:p>
       <w:pPr>
         <w:pStyle w:val="Title"/>
-        <w:jc w:val="center"/>
+        <w:jc w:val="centre"/>
       </w:pPr>
       <w:r>
         <w:rPr>
@@ -27,7 +27,7 @@
     </w:p>
     <w:p>
       <w:pPr>
-        <w:jc w:val="center"/>
+        <w:jc w:val="centre"/>
       </w:pPr>
       <w:r>
         <w:rPr>
@@ -41,7 +41,7 @@
       <w:tblPr>
         <w:tblStyle w:val="TableGrid"/>
         <w:tblW w:type="auto" w:w="0"/>
-        <w:jc w:val="center"/>
+        <w:jc w:val="centre"/>
         <w:tblLook w:firstColumn="1" w:firstRow="1" w:lastColumn="0" w:lastRow="0" w:noHBand="0" w:noVBand="1" w:val="04A0"/>
       </w:tblPr>
       <w:tblGrid>
@@ -110,7 +110,7 @@
               <w:bottom w:w="80" w:type="dxa"/>
               <w:end w:w="80" w:type="dxa"/>
             </w:tcMar>
-            <w:vAlign w:val="center"/>
+            <w:vAlign w:val="centre"/>
           </w:tcPr>
           <w:p>
             <w:pPr>
@@ -184,7 +184,7 @@
               <w:bottom w:w="80" w:type="dxa"/>
               <w:end w:w="80" w:type="dxa"/>
             </w:tcMar>
-            <w:vAlign w:val="center"/>
+            <w:vAlign w:val="centre"/>
           </w:tcPr>
           <w:p>
             <w:pPr>
@@ -252,7 +252,7 @@
     </w:p>
     <w:p>
       <w:r>
-        <w:t>Complete the fields with the multidisciplinary team. Record evidence sources, assumptions, limitations, owners, dates, and decision thresholds. Use synthetic or appropriately governed data only. The worked example is fictional and is provided for teaching.</w:t>
+        <w:t>Complete the fields with the multidisciplinary team. Record evidence sources, assumptions, limitations, owners, dates, and decision thresholds. Use synthetic or appropriately governed data only. The worked example is fictional and is provided as a synthetic demonstration.</w:t>
       </w:r>
     </w:p>
     <w:p>
@@ -275,7 +275,7 @@
       <w:tblPr>
         <w:tblStyle w:val="TableGrid"/>
         <w:tblW w:type="auto" w:w="0"/>
-        <w:jc w:val="center"/>
+        <w:jc w:val="centre"/>
         <w:tblLook w:firstColumn="1" w:firstRow="1" w:lastColumn="0" w:lastRow="0" w:noHBand="0" w:noVBand="1" w:val="04A0"/>
       </w:tblPr>
       <w:tblGrid>
@@ -293,7 +293,7 @@
         <w:tc>
           <w:tcPr>
             <w:tcW w:type="dxa" w:w="2328"/>
-            <w:vAlign w:val="center"/>
+            <w:vAlign w:val="centre"/>
             <w:tcMar>
               <w:top w:w="80" w:type="dxa"/>
               <w:start w:w="80" w:type="dxa"/>
@@ -314,7 +314,7 @@
         <w:tc>
           <w:tcPr>
             <w:tcW w:type="dxa" w:w="2328"/>
-            <w:vAlign w:val="center"/>
+            <w:vAlign w:val="centre"/>
             <w:tcMar>
               <w:top w:w="80" w:type="dxa"/>
               <w:start w:w="80" w:type="dxa"/>
@@ -335,7 +335,7 @@
         <w:tc>
           <w:tcPr>
             <w:tcW w:type="dxa" w:w="2328"/>
-            <w:vAlign w:val="center"/>
+            <w:vAlign w:val="centre"/>
             <w:tcMar>
               <w:top w:w="80" w:type="dxa"/>
               <w:start w:w="80" w:type="dxa"/>
@@ -356,7 +356,7 @@
         <w:tc>
           <w:tcPr>
             <w:tcW w:type="dxa" w:w="2328"/>
-            <w:vAlign w:val="center"/>
+            <w:vAlign w:val="centre"/>
             <w:tcMar>
               <w:top w:w="80" w:type="dxa"/>
               <w:start w:w="80" w:type="dxa"/>
@@ -377,7 +377,7 @@
         <w:tc>
           <w:tcPr>
             <w:tcW w:type="dxa" w:w="2328"/>
-            <w:vAlign w:val="center"/>
+            <w:vAlign w:val="centre"/>
             <w:tcMar>
               <w:top w:w="80" w:type="dxa"/>
               <w:start w:w="80" w:type="dxa"/>
@@ -398,7 +398,7 @@
         <w:tc>
           <w:tcPr>
             <w:tcW w:type="dxa" w:w="2328"/>
-            <w:vAlign w:val="center"/>
+            <w:vAlign w:val="centre"/>
             <w:tcMar>
               <w:top w:w="80" w:type="dxa"/>
               <w:start w:w="80" w:type="dxa"/>
@@ -421,7 +421,7 @@
         <w:tc>
           <w:tcPr>
             <w:tcW w:type="dxa" w:w="2328"/>
-            <w:vAlign w:val="center"/>
+            <w:vAlign w:val="centre"/>
             <w:tcMar>
               <w:top w:w="80" w:type="dxa"/>
               <w:start w:w="80" w:type="dxa"/>
@@ -438,7 +438,7 @@
         <w:tc>
           <w:tcPr>
             <w:tcW w:type="dxa" w:w="2328"/>
-            <w:vAlign w:val="center"/>
+            <w:vAlign w:val="centre"/>
             <w:tcMar>
               <w:top w:w="80" w:type="dxa"/>
               <w:start w:w="80" w:type="dxa"/>
@@ -465,7 +465,7 @@
         <w:tc>
           <w:tcPr>
             <w:tcW w:type="dxa" w:w="2328"/>
-            <w:vAlign w:val="center"/>
+            <w:vAlign w:val="centre"/>
             <w:tcMar>
               <w:top w:w="80" w:type="dxa"/>
               <w:start w:w="80" w:type="dxa"/>
@@ -492,7 +492,7 @@
         <w:tc>
           <w:tcPr>
             <w:tcW w:type="dxa" w:w="2328"/>
-            <w:vAlign w:val="center"/>
+            <w:vAlign w:val="centre"/>
             <w:tcMar>
               <w:top w:w="80" w:type="dxa"/>
               <w:start w:w="80" w:type="dxa"/>
@@ -519,7 +519,7 @@
         <w:tc>
           <w:tcPr>
             <w:tcW w:type="dxa" w:w="2328"/>
-            <w:vAlign w:val="center"/>
+            <w:vAlign w:val="centre"/>
             <w:tcMar>
               <w:top w:w="80" w:type="dxa"/>
               <w:start w:w="80" w:type="dxa"/>
@@ -546,7 +546,7 @@
         <w:tc>
           <w:tcPr>
             <w:tcW w:type="dxa" w:w="2328"/>
-            <w:vAlign w:val="center"/>
+            <w:vAlign w:val="centre"/>
             <w:tcMar>
               <w:top w:w="80" w:type="dxa"/>
               <w:start w:w="80" w:type="dxa"/>
@@ -575,7 +575,7 @@
         <w:tc>
           <w:tcPr>
             <w:tcW w:type="dxa" w:w="2328"/>
-            <w:vAlign w:val="center"/>
+            <w:vAlign w:val="centre"/>
             <w:tcMar>
               <w:top w:w="80" w:type="dxa"/>
               <w:start w:w="80" w:type="dxa"/>
@@ -592,7 +592,7 @@
         <w:tc>
           <w:tcPr>
             <w:tcW w:type="dxa" w:w="2328"/>
-            <w:vAlign w:val="center"/>
+            <w:vAlign w:val="centre"/>
             <w:tcMar>
               <w:top w:w="80" w:type="dxa"/>
               <w:start w:w="80" w:type="dxa"/>
@@ -619,7 +619,7 @@
         <w:tc>
           <w:tcPr>
             <w:tcW w:type="dxa" w:w="2328"/>
-            <w:vAlign w:val="center"/>
+            <w:vAlign w:val="centre"/>
             <w:tcMar>
               <w:top w:w="80" w:type="dxa"/>
               <w:start w:w="80" w:type="dxa"/>
@@ -646,7 +646,7 @@
         <w:tc>
           <w:tcPr>
             <w:tcW w:type="dxa" w:w="2328"/>
-            <w:vAlign w:val="center"/>
+            <w:vAlign w:val="centre"/>
             <w:tcMar>
               <w:top w:w="80" w:type="dxa"/>
               <w:start w:w="80" w:type="dxa"/>
@@ -673,7 +673,7 @@
         <w:tc>
           <w:tcPr>
             <w:tcW w:type="dxa" w:w="2328"/>
-            <w:vAlign w:val="center"/>
+            <w:vAlign w:val="centre"/>
             <w:tcMar>
               <w:top w:w="80" w:type="dxa"/>
               <w:start w:w="80" w:type="dxa"/>
@@ -700,7 +700,7 @@
         <w:tc>
           <w:tcPr>
             <w:tcW w:type="dxa" w:w="2328"/>
-            <w:vAlign w:val="center"/>
+            <w:vAlign w:val="centre"/>
             <w:tcMar>
               <w:top w:w="80" w:type="dxa"/>
               <w:start w:w="80" w:type="dxa"/>
@@ -729,7 +729,7 @@
         <w:tc>
           <w:tcPr>
             <w:tcW w:type="dxa" w:w="2328"/>
-            <w:vAlign w:val="center"/>
+            <w:vAlign w:val="centre"/>
             <w:tcMar>
               <w:top w:w="80" w:type="dxa"/>
               <w:start w:w="80" w:type="dxa"/>
@@ -746,7 +746,7 @@
         <w:tc>
           <w:tcPr>
             <w:tcW w:type="dxa" w:w="2328"/>
-            <w:vAlign w:val="center"/>
+            <w:vAlign w:val="centre"/>
             <w:tcMar>
               <w:top w:w="80" w:type="dxa"/>
               <w:start w:w="80" w:type="dxa"/>
@@ -773,7 +773,7 @@
         <w:tc>
           <w:tcPr>
             <w:tcW w:type="dxa" w:w="2328"/>
-            <w:vAlign w:val="center"/>
+            <w:vAlign w:val="centre"/>
             <w:tcMar>
               <w:top w:w="80" w:type="dxa"/>
               <w:start w:w="80" w:type="dxa"/>
@@ -800,7 +800,7 @@
         <w:tc>
           <w:tcPr>
             <w:tcW w:type="dxa" w:w="2328"/>
-            <w:vAlign w:val="center"/>
+            <w:vAlign w:val="centre"/>
             <w:tcMar>
               <w:top w:w="80" w:type="dxa"/>
               <w:start w:w="80" w:type="dxa"/>
@@ -827,7 +827,7 @@
         <w:tc>
           <w:tcPr>
             <w:tcW w:type="dxa" w:w="2328"/>
-            <w:vAlign w:val="center"/>
+            <w:vAlign w:val="centre"/>
             <w:tcMar>
               <w:top w:w="80" w:type="dxa"/>
               <w:start w:w="80" w:type="dxa"/>
@@ -854,7 +854,7 @@
         <w:tc>
           <w:tcPr>
             <w:tcW w:type="dxa" w:w="2328"/>
-            <w:vAlign w:val="center"/>
+            <w:vAlign w:val="centre"/>
             <w:tcMar>
               <w:top w:w="80" w:type="dxa"/>
               <w:start w:w="80" w:type="dxa"/>
@@ -883,7 +883,7 @@
         <w:tc>
           <w:tcPr>
             <w:tcW w:type="dxa" w:w="2328"/>
-            <w:vAlign w:val="center"/>
+            <w:vAlign w:val="centre"/>
             <w:tcMar>
               <w:top w:w="80" w:type="dxa"/>
               <w:start w:w="80" w:type="dxa"/>
@@ -900,7 +900,7 @@
         <w:tc>
           <w:tcPr>
             <w:tcW w:type="dxa" w:w="2328"/>
-            <w:vAlign w:val="center"/>
+            <w:vAlign w:val="centre"/>
             <w:tcMar>
               <w:top w:w="80" w:type="dxa"/>
               <w:start w:w="80" w:type="dxa"/>
@@ -927,7 +927,7 @@
         <w:tc>
           <w:tcPr>
             <w:tcW w:type="dxa" w:w="2328"/>
-            <w:vAlign w:val="center"/>
+            <w:vAlign w:val="centre"/>
             <w:tcMar>
               <w:top w:w="80" w:type="dxa"/>
               <w:start w:w="80" w:type="dxa"/>
@@ -954,7 +954,7 @@
         <w:tc>
           <w:tcPr>
             <w:tcW w:type="dxa" w:w="2328"/>
-            <w:vAlign w:val="center"/>
+            <w:vAlign w:val="centre"/>
             <w:tcMar>
               <w:top w:w="80" w:type="dxa"/>
               <w:start w:w="80" w:type="dxa"/>
@@ -981,7 +981,7 @@
         <w:tc>
           <w:tcPr>
             <w:tcW w:type="dxa" w:w="2328"/>
-            <w:vAlign w:val="center"/>
+            <w:vAlign w:val="centre"/>
             <w:tcMar>
               <w:top w:w="80" w:type="dxa"/>
               <w:start w:w="80" w:type="dxa"/>
@@ -1008,7 +1008,7 @@
         <w:tc>
           <w:tcPr>
             <w:tcW w:type="dxa" w:w="2328"/>
-            <w:vAlign w:val="center"/>
+            <w:vAlign w:val="centre"/>
             <w:tcMar>
               <w:top w:w="80" w:type="dxa"/>
               <w:start w:w="80" w:type="dxa"/>
@@ -1037,7 +1037,7 @@
         <w:tc>
           <w:tcPr>
             <w:tcW w:type="dxa" w:w="2328"/>
-            <w:vAlign w:val="center"/>
+            <w:vAlign w:val="centre"/>
             <w:tcMar>
               <w:top w:w="80" w:type="dxa"/>
               <w:start w:w="80" w:type="dxa"/>
@@ -1054,7 +1054,7 @@
         <w:tc>
           <w:tcPr>
             <w:tcW w:type="dxa" w:w="2328"/>
-            <w:vAlign w:val="center"/>
+            <w:vAlign w:val="centre"/>
             <w:tcMar>
               <w:top w:w="80" w:type="dxa"/>
               <w:start w:w="80" w:type="dxa"/>
@@ -1081,7 +1081,7 @@
         <w:tc>
           <w:tcPr>
             <w:tcW w:type="dxa" w:w="2328"/>
-            <w:vAlign w:val="center"/>
+            <w:vAlign w:val="centre"/>
             <w:tcMar>
               <w:top w:w="80" w:type="dxa"/>
               <w:start w:w="80" w:type="dxa"/>
@@ -1108,7 +1108,7 @@
         <w:tc>
           <w:tcPr>
             <w:tcW w:type="dxa" w:w="2328"/>
-            <w:vAlign w:val="center"/>
+            <w:vAlign w:val="centre"/>
             <w:tcMar>
               <w:top w:w="80" w:type="dxa"/>
               <w:start w:w="80" w:type="dxa"/>
@@ -1135,7 +1135,7 @@
         <w:tc>
           <w:tcPr>
             <w:tcW w:type="dxa" w:w="2328"/>
-            <w:vAlign w:val="center"/>
+            <w:vAlign w:val="centre"/>
             <w:tcMar>
               <w:top w:w="80" w:type="dxa"/>
               <w:start w:w="80" w:type="dxa"/>
@@ -1162,7 +1162,7 @@
         <w:tc>
           <w:tcPr>
             <w:tcW w:type="dxa" w:w="2328"/>
-            <w:vAlign w:val="center"/>
+            <w:vAlign w:val="centre"/>
             <w:tcMar>
               <w:top w:w="80" w:type="dxa"/>
               <w:start w:w="80" w:type="dxa"/>
@@ -1191,7 +1191,7 @@
         <w:tc>
           <w:tcPr>
             <w:tcW w:type="dxa" w:w="2328"/>
-            <w:vAlign w:val="center"/>
+            <w:vAlign w:val="centre"/>
             <w:tcMar>
               <w:top w:w="80" w:type="dxa"/>
               <w:start w:w="80" w:type="dxa"/>
@@ -1208,7 +1208,7 @@
         <w:tc>
           <w:tcPr>
             <w:tcW w:type="dxa" w:w="2328"/>
-            <w:vAlign w:val="center"/>
+            <w:vAlign w:val="centre"/>
             <w:tcMar>
               <w:top w:w="80" w:type="dxa"/>
               <w:start w:w="80" w:type="dxa"/>
@@ -1235,7 +1235,7 @@
         <w:tc>
           <w:tcPr>
             <w:tcW w:type="dxa" w:w="2328"/>
-            <w:vAlign w:val="center"/>
+            <w:vAlign w:val="centre"/>
             <w:tcMar>
               <w:top w:w="80" w:type="dxa"/>
               <w:start w:w="80" w:type="dxa"/>
@@ -1262,7 +1262,7 @@
         <w:tc>
           <w:tcPr>
             <w:tcW w:type="dxa" w:w="2328"/>
-            <w:vAlign w:val="center"/>
+            <w:vAlign w:val="centre"/>
             <w:tcMar>
               <w:top w:w="80" w:type="dxa"/>
               <w:start w:w="80" w:type="dxa"/>
@@ -1289,7 +1289,7 @@
         <w:tc>
           <w:tcPr>
             <w:tcW w:type="dxa" w:w="2328"/>
-            <w:vAlign w:val="center"/>
+            <w:vAlign w:val="centre"/>
             <w:tcMar>
               <w:top w:w="80" w:type="dxa"/>
               <w:start w:w="80" w:type="dxa"/>
@@ -1316,7 +1316,7 @@
         <w:tc>
           <w:tcPr>
             <w:tcW w:type="dxa" w:w="2328"/>
-            <w:vAlign w:val="center"/>
+            <w:vAlign w:val="centre"/>
             <w:tcMar>
               <w:top w:w="80" w:type="dxa"/>
               <w:start w:w="80" w:type="dxa"/>
@@ -1345,7 +1345,7 @@
         <w:tc>
           <w:tcPr>
             <w:tcW w:type="dxa" w:w="2328"/>
-            <w:vAlign w:val="center"/>
+            <w:vAlign w:val="centre"/>
             <w:tcMar>
               <w:top w:w="80" w:type="dxa"/>
               <w:start w:w="80" w:type="dxa"/>
@@ -1362,7 +1362,7 @@
         <w:tc>
           <w:tcPr>
             <w:tcW w:type="dxa" w:w="2328"/>
-            <w:vAlign w:val="center"/>
+            <w:vAlign w:val="centre"/>
             <w:tcMar>
               <w:top w:w="80" w:type="dxa"/>
               <w:start w:w="80" w:type="dxa"/>
@@ -1389,7 +1389,7 @@
         <w:tc>
           <w:tcPr>
             <w:tcW w:type="dxa" w:w="2328"/>
-            <w:vAlign w:val="center"/>
+            <w:vAlign w:val="centre"/>
             <w:tcMar>
               <w:top w:w="80" w:type="dxa"/>
               <w:start w:w="80" w:type="dxa"/>
@@ -1416,7 +1416,7 @@
         <w:tc>
           <w:tcPr>
             <w:tcW w:type="dxa" w:w="2328"/>
-            <w:vAlign w:val="center"/>
+            <w:vAlign w:val="centre"/>
             <w:tcMar>
               <w:top w:w="80" w:type="dxa"/>
               <w:start w:w="80" w:type="dxa"/>
@@ -1443,7 +1443,7 @@
         <w:tc>
           <w:tcPr>
             <w:tcW w:type="dxa" w:w="2328"/>
-            <w:vAlign w:val="center"/>
+            <w:vAlign w:val="centre"/>
             <w:tcMar>
               <w:top w:w="80" w:type="dxa"/>
               <w:start w:w="80" w:type="dxa"/>
@@ -1470,7 +1470,7 @@
         <w:tc>
           <w:tcPr>
             <w:tcW w:type="dxa" w:w="2328"/>
-            <w:vAlign w:val="center"/>
+            <w:vAlign w:val="centre"/>
             <w:tcMar>
               <w:top w:w="80" w:type="dxa"/>
               <w:start w:w="80" w:type="dxa"/>
@@ -1499,7 +1499,7 @@
         <w:tc>
           <w:tcPr>
             <w:tcW w:type="dxa" w:w="2328"/>
-            <w:vAlign w:val="center"/>
+            <w:vAlign w:val="centre"/>
             <w:tcMar>
               <w:top w:w="80" w:type="dxa"/>
               <w:start w:w="80" w:type="dxa"/>
@@ -1516,7 +1516,7 @@
         <w:tc>
           <w:tcPr>
             <w:tcW w:type="dxa" w:w="2328"/>
-            <w:vAlign w:val="center"/>
+            <w:vAlign w:val="centre"/>
             <w:tcMar>
               <w:top w:w="80" w:type="dxa"/>
               <w:start w:w="80" w:type="dxa"/>
@@ -1543,7 +1543,7 @@
         <w:tc>
           <w:tcPr>
             <w:tcW w:type="dxa" w:w="2328"/>
-            <w:vAlign w:val="center"/>
+            <w:vAlign w:val="centre"/>
             <w:tcMar>
               <w:top w:w="80" w:type="dxa"/>
               <w:start w:w="80" w:type="dxa"/>
@@ -1570,7 +1570,7 @@
         <w:tc>
           <w:tcPr>
             <w:tcW w:type="dxa" w:w="2328"/>
-            <w:vAlign w:val="center"/>
+            <w:vAlign w:val="centre"/>
             <w:tcMar>
               <w:top w:w="80" w:type="dxa"/>
               <w:start w:w="80" w:type="dxa"/>
@@ -1597,7 +1597,7 @@
         <w:tc>
           <w:tcPr>
             <w:tcW w:type="dxa" w:w="2328"/>
-            <w:vAlign w:val="center"/>
+            <w:vAlign w:val="centre"/>
             <w:tcMar>
               <w:top w:w="80" w:type="dxa"/>
               <w:start w:w="80" w:type="dxa"/>
@@ -1624,7 +1624,7 @@
         <w:tc>
           <w:tcPr>
             <w:tcW w:type="dxa" w:w="2328"/>
-            <w:vAlign w:val="center"/>
+            <w:vAlign w:val="centre"/>
             <w:tcMar>
               <w:top w:w="80" w:type="dxa"/>
               <w:start w:w="80" w:type="dxa"/>
@@ -1794,21 +1794,14 @@
   <w:p>
     <w:pPr>
       <w:pStyle w:val="Footer"/>
-      <w:jc w:val="center"/>
+      <w:jc w:val="centre"/>
     </w:pPr>
     <w:r>
       <w:rPr>
-        <w:color w:val="646464"/>
-        <w:sz w:val="14"/>
-      </w:rPr>
-      <w:t>Copyright © 2026 Author(s) of Artificial Intelligence and Healthcare Economics | V1.0 | CC BY-NC 4.0 content notice</w:t>
-    </w:r>
-    <w:r>
-      <w:rPr>
-        <w:color w:val="646464"/>
-        <w:sz w:val="14"/>
-      </w:rPr>
-      <w:t>Copyright © 2026 Author(s) of Artificial Intelligence and Healthcare Economics | V1.0 | CC BY-NC 4.0 content notice</w:t>
+        <w:color w:val="5F5A5B"/>
+        <w:sz w:val="15"/>
+      </w:rPr>
+      <w:t>Muthana Zouri · Carmen Marinela Cumpăt · Grigore T. Popa University of Medicine and Pharmacy Publishing House · 2026</w:t>
     </w:r>
   </w:p>
 </w:ftr>
@@ -1839,7 +1832,25 @@
   <w:p>
     <w:pPr>
       <w:pStyle w:val="Header"/>
-    </w:pPr>
+      <w:jc w:val="centre"/>
+    </w:pPr>
+    <w:r/>
+    <w:r>
+      <w:rPr>
+        <w:rFonts w:ascii="Georgia" w:hAnsi="Georgia"/>
+        <w:b/>
+        <w:color w:val="7B1734"/>
+        <w:sz w:val="17"/>
+      </w:rPr>
+      <w:t>Artificial Intelligence and Healthcare Economics</w:t>
+    </w:r>
+    <w:r>
+      <w:rPr>
+        <w:color w:val="5F5A5B"/>
+        <w:sz w:val="16"/>
+      </w:rPr>
+      <w:t xml:space="preserve"> · Digital Resource Companion · V1.0</w:t>
+    </w:r>
   </w:p>
 </w:hdr>
 </file>
@@ -2241,7 +2252,7 @@
     <w:rsid w:val="00E618BF"/>
     <w:pPr>
       <w:tabs>
-        <w:tab w:val="center" w:pos="4680"/>
+        <w:tab w:val="centre" w:pos="4680"/>
         <w:tab w:val="right" w:pos="9360"/>
       </w:tabs>
       <w:spacing w:after="0" w:line="240" w:lineRule="auto"/>
@@ -2263,7 +2274,7 @@
     <w:rsid w:val="00E618BF"/>
     <w:pPr>
       <w:tabs>
-        <w:tab w:val="center" w:pos="4680"/>
+        <w:tab w:val="centre" w:pos="4680"/>
         <w:tab w:val="right" w:pos="9360"/>
       </w:tabs>
       <w:spacing w:after="0" w:line="240" w:lineRule="auto"/>
